--- a/submission/CS320-Projektni-zadatak-Luka-Golubovic-6356.docx
+++ b/submission/CS320-Projektni-zadatak-Luka-Golubovic-6356.docx
@@ -223,24 +223,6 @@
     <w:p>
       <w:pPr>
         <w:pStyle w:val="MediumGrid21"/>
-        <w:rPr>
-          <w:rFonts w:ascii="Arial" w:hAnsi="Arial" w:cs="Arial"/>
-          <w:b/>
-        </w:rPr>
-      </w:pPr>
-    </w:p>
-    <w:p>
-      <w:pPr>
-        <w:pStyle w:val="MediumGrid21"/>
-        <w:rPr>
-          <w:rFonts w:ascii="Arial" w:hAnsi="Arial" w:cs="Arial"/>
-          <w:b/>
-        </w:rPr>
-      </w:pPr>
-    </w:p>
-    <w:p>
-      <w:pPr>
-        <w:pStyle w:val="MediumGrid21"/>
         <w:spacing w:line="360" w:lineRule="auto"/>
         <w:rPr>
           <w:rFonts w:ascii="Arial" w:hAnsi="Arial" w:cs="Arial"/>
@@ -389,6 +371,14 @@
           <w:bCs/>
           <w:sz w:val="28"/>
         </w:rPr>
+        <w:sectPr>
+          <w:type w:val="nextPage"/>
+          <w:pgSz w:w="11906" w:h="16838" w:code="9"/>
+          <w:pgMar w:top="1417" w:right="1417" w:bottom="1417" w:left="1417" w:header="284" w:footer="708" w:gutter="0"/>
+          <w:pgNumType w:start="1"/>
+          <w:cols w:space="708"/>
+          <w:docGrid w:linePitch="360"/>
+        </w:sectPr>
       </w:pPr>
       <w:r>
         <w:rPr>
@@ -413,25 +403,6 @@
           <w:sz w:val="28"/>
         </w:rPr>
         <w:t xml:space="preserve">Goran Stamenović</w:t>
-      </w:r>
-    </w:p>
-    <w:p>
-      <w:pPr>
-        <w:pStyle w:val="MediumGrid21"/>
-      </w:pPr>
-    </w:p>
-    <w:p>
-      <w:pPr>
-        <w:pStyle w:val="MediumGrid21"/>
-        <w:rPr>
-          <w:rFonts w:ascii="Courier New" w:hAnsi="Courier New" w:cs="Courier New"/>
-        </w:rPr>
-      </w:pPr>
-      <w:r>
-        <w:rPr>
-          <w:rFonts w:ascii="Courier New" w:hAnsi="Courier New" w:cs="Courier New"/>
-        </w:rPr>
-        <w:br w:type="page"/>
       </w:r>
     </w:p>
     <w:p>
@@ -816,12 +787,12 @@
           <w:numId w:val="1002"/>
         </w:numPr>
       </w:pPr>
-      <w:hyperlink w:anchor="ponovljivost-i-demonstracija">
+      <w:hyperlink w:anchor="ponovljivost-i-funkcionalna-provera">
         <w:r>
           <w:rPr>
             <w:rStyle w:val="Hyperlink"/>
           </w:rPr>
-          <w:t xml:space="preserve">Ponovljivost i demonstracija</w:t>
+          <w:t xml:space="preserve">Ponovljivost i funkcionalna provera</w:t>
         </w:r>
       </w:hyperlink>
     </w:p>
@@ -1255,6 +1226,7 @@
       </w:tblGrid>
       <w:tr>
         <w:trPr>
+          <w:cantSplit/>
           <w:tblHeader w:val="on"/>
         </w:trPr>
         <w:tc>
@@ -1292,6 +1264,9 @@
         </w:tc>
       </w:tr>
       <w:tr>
+        <w:trPr>
+          <w:cantSplit/>
+        </w:trPr>
         <w:tc>
           <w:tcPr/>
           <w:p>
@@ -1354,6 +1329,9 @@
         </w:tc>
       </w:tr>
       <w:tr>
+        <w:trPr>
+          <w:cantSplit/>
+        </w:trPr>
         <w:tc>
           <w:tcPr/>
           <w:p>
@@ -1392,6 +1370,9 @@
         </w:tc>
       </w:tr>
       <w:tr>
+        <w:trPr>
+          <w:cantSplit/>
+        </w:trPr>
         <w:tc>
           <w:tcPr/>
           <w:p>
@@ -1430,6 +1411,9 @@
         </w:tc>
       </w:tr>
       <w:tr>
+        <w:trPr>
+          <w:cantSplit/>
+        </w:trPr>
         <w:tc>
           <w:tcPr/>
           <w:p>
@@ -1468,6 +1452,9 @@
         </w:tc>
       </w:tr>
       <w:tr>
+        <w:trPr>
+          <w:cantSplit/>
+        </w:trPr>
         <w:tc>
           <w:tcPr/>
           <w:p>
@@ -1506,6 +1493,9 @@
         </w:tc>
       </w:tr>
       <w:tr>
+        <w:trPr>
+          <w:cantSplit/>
+        </w:trPr>
         <w:tc>
           <w:tcPr/>
           <w:p>
@@ -1544,6 +1534,9 @@
         </w:tc>
       </w:tr>
       <w:tr>
+        <w:trPr>
+          <w:cantSplit/>
+        </w:trPr>
         <w:tc>
           <w:tcPr/>
           <w:p>
@@ -1594,6 +1587,9 @@
         </w:tc>
       </w:tr>
       <w:tr>
+        <w:trPr>
+          <w:cantSplit/>
+        </w:trPr>
         <w:tc>
           <w:tcPr/>
           <w:p>
@@ -1905,6 +1901,7 @@
       </w:tblGrid>
       <w:tr>
         <w:trPr>
+          <w:cantSplit/>
           <w:tblHeader w:val="on"/>
         </w:trPr>
         <w:tc>
@@ -1942,6 +1939,9 @@
         </w:tc>
       </w:tr>
       <w:tr>
+        <w:trPr>
+          <w:cantSplit/>
+        </w:trPr>
         <w:tc>
           <w:tcPr/>
           <w:p>
@@ -1977,6 +1977,9 @@
         </w:tc>
       </w:tr>
       <w:tr>
+        <w:trPr>
+          <w:cantSplit/>
+        </w:trPr>
         <w:tc>
           <w:tcPr/>
           <w:p>
@@ -2012,6 +2015,9 @@
         </w:tc>
       </w:tr>
       <w:tr>
+        <w:trPr>
+          <w:cantSplit/>
+        </w:trPr>
         <w:tc>
           <w:tcPr/>
           <w:p>
@@ -2047,6 +2053,9 @@
         </w:tc>
       </w:tr>
       <w:tr>
+        <w:trPr>
+          <w:cantSplit/>
+        </w:trPr>
         <w:tc>
           <w:tcPr/>
           <w:p>
@@ -2082,6 +2091,9 @@
         </w:tc>
       </w:tr>
       <w:tr>
+        <w:trPr>
+          <w:cantSplit/>
+        </w:trPr>
         <w:tc>
           <w:tcPr/>
           <w:p>
@@ -2296,6 +2308,7 @@
       </w:tblGrid>
       <w:tr>
         <w:trPr>
+          <w:cantSplit/>
           <w:tblHeader w:val="on"/>
         </w:trPr>
         <w:tc>
@@ -2322,6 +2335,9 @@
         </w:tc>
       </w:tr>
       <w:tr>
+        <w:trPr>
+          <w:cantSplit/>
+        </w:trPr>
         <w:tc>
           <w:tcPr/>
           <w:p>
@@ -2349,6 +2365,9 @@
         </w:tc>
       </w:tr>
       <w:tr>
+        <w:trPr>
+          <w:cantSplit/>
+        </w:trPr>
         <w:tc>
           <w:tcPr/>
           <w:p>
@@ -2376,6 +2395,9 @@
         </w:tc>
       </w:tr>
       <w:tr>
+        <w:trPr>
+          <w:cantSplit/>
+        </w:trPr>
         <w:tc>
           <w:tcPr/>
           <w:p>
@@ -2403,6 +2425,9 @@
         </w:tc>
       </w:tr>
       <w:tr>
+        <w:trPr>
+          <w:cantSplit/>
+        </w:trPr>
         <w:tc>
           <w:tcPr/>
           <w:p>
@@ -2430,6 +2455,9 @@
         </w:tc>
       </w:tr>
       <w:tr>
+        <w:trPr>
+          <w:cantSplit/>
+        </w:trPr>
         <w:tc>
           <w:tcPr/>
           <w:p>
@@ -2457,6 +2485,9 @@
         </w:tc>
       </w:tr>
       <w:tr>
+        <w:trPr>
+          <w:cantSplit/>
+        </w:trPr>
         <w:tc>
           <w:tcPr/>
           <w:p>
@@ -2484,6 +2515,9 @@
         </w:tc>
       </w:tr>
       <w:tr>
+        <w:trPr>
+          <w:cantSplit/>
+        </w:trPr>
         <w:tc>
           <w:tcPr/>
           <w:p>
@@ -2511,6 +2545,9 @@
         </w:tc>
       </w:tr>
       <w:tr>
+        <w:trPr>
+          <w:cantSplit/>
+        </w:trPr>
         <w:tc>
           <w:tcPr/>
           <w:p>
@@ -2605,6 +2642,7 @@
       </w:tblGrid>
       <w:tr>
         <w:trPr>
+          <w:cantSplit/>
           <w:tblHeader w:val="on"/>
         </w:trPr>
         <w:tc>
@@ -2631,6 +2669,9 @@
         </w:tc>
       </w:tr>
       <w:tr>
+        <w:trPr>
+          <w:cantSplit/>
+        </w:trPr>
         <w:tc>
           <w:tcPr/>
           <w:p>
@@ -2658,6 +2699,9 @@
         </w:tc>
       </w:tr>
       <w:tr>
+        <w:trPr>
+          <w:cantSplit/>
+        </w:trPr>
         <w:tc>
           <w:tcPr/>
           <w:p>
@@ -2700,6 +2744,9 @@
         </w:tc>
       </w:tr>
       <w:tr>
+        <w:trPr>
+          <w:cantSplit/>
+        </w:trPr>
         <w:tc>
           <w:tcPr/>
           <w:p>
@@ -2727,6 +2774,9 @@
         </w:tc>
       </w:tr>
       <w:tr>
+        <w:trPr>
+          <w:cantSplit/>
+        </w:trPr>
         <w:tc>
           <w:tcPr/>
           <w:p>
@@ -2754,6 +2804,9 @@
         </w:tc>
       </w:tr>
       <w:tr>
+        <w:trPr>
+          <w:cantSplit/>
+        </w:trPr>
         <w:tc>
           <w:tcPr/>
           <w:p>
@@ -2781,6 +2834,9 @@
         </w:tc>
       </w:tr>
       <w:tr>
+        <w:trPr>
+          <w:cantSplit/>
+        </w:trPr>
         <w:tc>
           <w:tcPr/>
           <w:p>
@@ -2808,6 +2864,9 @@
         </w:tc>
       </w:tr>
       <w:tr>
+        <w:trPr>
+          <w:cantSplit/>
+        </w:trPr>
         <w:tc>
           <w:tcPr/>
           <w:p>
@@ -2871,6 +2930,9 @@
         </w:tc>
       </w:tr>
       <w:tr>
+        <w:trPr>
+          <w:cantSplit/>
+        </w:trPr>
         <w:tc>
           <w:tcPr/>
           <w:p>
@@ -2898,6 +2960,9 @@
         </w:tc>
       </w:tr>
       <w:tr>
+        <w:trPr>
+          <w:cantSplit/>
+        </w:trPr>
         <w:tc>
           <w:tcPr/>
           <w:p>
@@ -3196,7 +3261,7 @@
       <w:r>
         <w:drawing>
           <wp:inline>
-            <wp:extent cx="5334000" cy="2877910"/>
+            <wp:extent cx="5334000" cy="3320142"/>
             <wp:effectExtent b="0" l="0" r="0" t="0"/>
             <wp:docPr descr="Slika 2. Životni ciklus procesa" title="" id="22" name="Picture"/>
             <a:graphic>
@@ -3217,7 +3282,7 @@
                   <pic:spPr bwMode="auto">
                     <a:xfrm>
                       <a:off x="0" y="0"/>
-                      <a:ext cx="5334000" cy="2877910"/>
+                      <a:ext cx="5334000" cy="3320142"/>
                     </a:xfrm>
                     <a:prstGeom prst="rect">
                       <a:avLst/>
@@ -3429,6 +3494,7 @@
       </w:tblGrid>
       <w:tr>
         <w:trPr>
+          <w:cantSplit/>
           <w:tblHeader w:val="on"/>
         </w:trPr>
         <w:tc>
@@ -3477,6 +3543,9 @@
         </w:tc>
       </w:tr>
       <w:tr>
+        <w:trPr>
+          <w:cantSplit/>
+        </w:trPr>
         <w:tc>
           <w:tcPr/>
           <w:p>
@@ -3523,6 +3592,9 @@
         </w:tc>
       </w:tr>
       <w:tr>
+        <w:trPr>
+          <w:cantSplit/>
+        </w:trPr>
         <w:tc>
           <w:tcPr/>
           <w:p>
@@ -3569,6 +3641,9 @@
         </w:tc>
       </w:tr>
       <w:tr>
+        <w:trPr>
+          <w:cantSplit/>
+        </w:trPr>
         <w:tc>
           <w:tcPr/>
           <w:p>
@@ -3653,7 +3728,7 @@
         <w:t xml:space="preserve"> </w:t>
       </w:r>
       <w:r>
-        <w:t xml:space="preserve">petljom za real-time demonstraciju.</w:t>
+        <w:t xml:space="preserve">petljom za rad u realnom vremenu.</w:t>
       </w:r>
       <w:r>
         <w:t xml:space="preserve"> </w:t>
@@ -4197,6 +4272,7 @@
       </w:tblGrid>
       <w:tr>
         <w:trPr>
+          <w:cantSplit/>
           <w:tblHeader w:val="on"/>
         </w:trPr>
         <w:tc>
@@ -4223,6 +4299,9 @@
         </w:tc>
       </w:tr>
       <w:tr>
+        <w:trPr>
+          <w:cantSplit/>
+        </w:trPr>
         <w:tc>
           <w:tcPr/>
           <w:p>
@@ -4247,6 +4326,9 @@
         </w:tc>
       </w:tr>
       <w:tr>
+        <w:trPr>
+          <w:cantSplit/>
+        </w:trPr>
         <w:tc>
           <w:tcPr/>
           <w:p>
@@ -4271,6 +4353,9 @@
         </w:tc>
       </w:tr>
       <w:tr>
+        <w:trPr>
+          <w:cantSplit/>
+        </w:trPr>
         <w:tc>
           <w:tcPr/>
           <w:p>
@@ -4310,6 +4395,9 @@
         </w:tc>
       </w:tr>
       <w:tr>
+        <w:trPr>
+          <w:cantSplit/>
+        </w:trPr>
         <w:tc>
           <w:tcPr/>
           <w:p>
@@ -4343,6 +4431,9 @@
         </w:tc>
       </w:tr>
       <w:tr>
+        <w:trPr>
+          <w:cantSplit/>
+        </w:trPr>
         <w:tc>
           <w:tcPr/>
           <w:p>
@@ -4391,6 +4482,9 @@
         </w:tc>
       </w:tr>
       <w:tr>
+        <w:trPr>
+          <w:cantSplit/>
+        </w:trPr>
         <w:tc>
           <w:tcPr/>
           <w:p>
@@ -4549,6 +4643,7 @@
       </w:tblGrid>
       <w:tr>
         <w:trPr>
+          <w:cantSplit/>
           <w:tblHeader w:val="on"/>
         </w:trPr>
         <w:tc>
@@ -4575,6 +4670,9 @@
         </w:tc>
       </w:tr>
       <w:tr>
+        <w:trPr>
+          <w:cantSplit/>
+        </w:trPr>
         <w:tc>
           <w:tcPr/>
           <w:p>
@@ -4599,6 +4697,9 @@
         </w:tc>
       </w:tr>
       <w:tr>
+        <w:trPr>
+          <w:cantSplit/>
+        </w:trPr>
         <w:tc>
           <w:tcPr/>
           <w:p>
@@ -4623,6 +4724,9 @@
         </w:tc>
       </w:tr>
       <w:tr>
+        <w:trPr>
+          <w:cantSplit/>
+        </w:trPr>
         <w:tc>
           <w:tcPr/>
           <w:p>
@@ -4647,6 +4751,9 @@
         </w:tc>
       </w:tr>
       <w:tr>
+        <w:trPr>
+          <w:cantSplit/>
+        </w:trPr>
         <w:tc>
           <w:tcPr/>
           <w:p>
@@ -4671,6 +4778,9 @@
         </w:tc>
       </w:tr>
       <w:tr>
+        <w:trPr>
+          <w:cantSplit/>
+        </w:trPr>
         <w:tc>
           <w:tcPr/>
           <w:p>
@@ -5118,7 +5228,7 @@
         <w:t xml:space="preserve"> </w:t>
       </w:r>
       <w:r>
-        <w:t xml:space="preserve">menja raspoređivač iz scenarija,</w:t>
+        <w:t xml:space="preserve">menja raspoređivač iz scenarija, a</w:t>
       </w:r>
       <w:r>
         <w:t xml:space="preserve"> </w:t>
@@ -5133,7 +5243,7 @@
         <w:t xml:space="preserve"> </w:t>
       </w:r>
       <w:r>
-        <w:t xml:space="preserve">menja nenultu seed vrednost, a</w:t>
+        <w:t xml:space="preserve">menja nenultu seed vrednost. Putanja izlaznog JSON ili CSV fajla zadaje se opcijom</w:t>
       </w:r>
       <w:r>
         <w:t xml:space="preserve"> </w:t>
@@ -5145,10 +5255,7 @@
         <w:t xml:space="preserve">-output</w:t>
       </w:r>
       <w:r>
-        <w:t xml:space="preserve"> </w:t>
-      </w:r>
-      <w:r>
-        <w:t xml:space="preserve">upisuje JSON ili CSV u fajl. Dekoder scenarija ograničava ulaz na 4 MiB i odbija nepoznata polja.</w:t>
+        <w:t xml:space="preserve">. Dekoder scenarija ograničava ulaz na 4 MiB i odbija nepoznata polja.</w:t>
       </w:r>
     </w:p>
     <w:bookmarkEnd w:id="34"/>
@@ -5190,6 +5297,7 @@
       </w:tblGrid>
       <w:tr>
         <w:trPr>
+          <w:cantSplit/>
           <w:tblHeader w:val="on"/>
         </w:trPr>
         <w:tc>
@@ -5228,6 +5336,9 @@
         </w:tc>
       </w:tr>
       <w:tr>
+        <w:trPr>
+          <w:cantSplit/>
+        </w:trPr>
         <w:tc>
           <w:tcPr/>
           <w:p>
@@ -5270,6 +5381,9 @@
         </w:tc>
       </w:tr>
       <w:tr>
+        <w:trPr>
+          <w:cantSplit/>
+        </w:trPr>
         <w:tc>
           <w:tcPr/>
           <w:p>
@@ -5312,6 +5426,9 @@
         </w:tc>
       </w:tr>
       <w:tr>
+        <w:trPr>
+          <w:cantSplit/>
+        </w:trPr>
         <w:tc>
           <w:tcPr/>
           <w:p>
@@ -5354,6 +5471,9 @@
         </w:tc>
       </w:tr>
       <w:tr>
+        <w:trPr>
+          <w:cantSplit/>
+        </w:trPr>
         <w:tc>
           <w:tcPr/>
           <w:p>
@@ -5396,6 +5516,9 @@
         </w:tc>
       </w:tr>
       <w:tr>
+        <w:trPr>
+          <w:cantSplit/>
+        </w:trPr>
         <w:tc>
           <w:tcPr/>
           <w:p>
@@ -5438,6 +5561,9 @@
         </w:tc>
       </w:tr>
       <w:tr>
+        <w:trPr>
+          <w:cantSplit/>
+        </w:trPr>
         <w:tc>
           <w:tcPr/>
           <w:p>
@@ -5480,6 +5606,9 @@
         </w:tc>
       </w:tr>
       <w:tr>
+        <w:trPr>
+          <w:cantSplit/>
+        </w:trPr>
         <w:tc>
           <w:tcPr/>
           <w:p>
@@ -5522,6 +5651,9 @@
         </w:tc>
       </w:tr>
       <w:tr>
+        <w:trPr>
+          <w:cantSplit/>
+        </w:trPr>
         <w:tc>
           <w:tcPr/>
           <w:p>
@@ -5713,6 +5845,7 @@
       </w:tblGrid>
       <w:tr>
         <w:trPr>
+          <w:cantSplit/>
           <w:tblHeader w:val="on"/>
         </w:trPr>
         <w:tc>
@@ -5774,6 +5907,9 @@
         </w:tc>
       </w:tr>
       <w:tr>
+        <w:trPr>
+          <w:cantSplit/>
+        </w:trPr>
         <w:tc>
           <w:tcPr/>
           <w:p>
@@ -5836,6 +5972,9 @@
         </w:tc>
       </w:tr>
       <w:tr>
+        <w:trPr>
+          <w:cantSplit/>
+        </w:trPr>
         <w:tc>
           <w:tcPr/>
           <w:p>
@@ -5898,6 +6037,9 @@
         </w:tc>
       </w:tr>
       <w:tr>
+        <w:trPr>
+          <w:cantSplit/>
+        </w:trPr>
         <w:tc>
           <w:tcPr/>
           <w:p>
@@ -5960,6 +6102,9 @@
         </w:tc>
       </w:tr>
       <w:tr>
+        <w:trPr>
+          <w:cantSplit/>
+        </w:trPr>
         <w:tc>
           <w:tcPr/>
           <w:p>
@@ -6022,6 +6167,9 @@
         </w:tc>
       </w:tr>
       <w:tr>
+        <w:trPr>
+          <w:cantSplit/>
+        </w:trPr>
         <w:tc>
           <w:tcPr/>
           <w:p>
@@ -6084,6 +6232,9 @@
         </w:tc>
       </w:tr>
       <w:tr>
+        <w:trPr>
+          <w:cantSplit/>
+        </w:trPr>
         <w:tc>
           <w:tcPr/>
           <w:p>
@@ -6448,6 +6599,7 @@
       </w:tblGrid>
       <w:tr>
         <w:trPr>
+          <w:cantSplit/>
           <w:tblHeader w:val="on"/>
         </w:trPr>
         <w:tc>
@@ -6511,6 +6663,9 @@
         </w:tc>
       </w:tr>
       <w:tr>
+        <w:trPr>
+          <w:cantSplit/>
+        </w:trPr>
         <w:tc>
           <w:tcPr/>
           <w:p>
@@ -6572,6 +6727,9 @@
         </w:tc>
       </w:tr>
       <w:tr>
+        <w:trPr>
+          <w:cantSplit/>
+        </w:trPr>
         <w:tc>
           <w:tcPr/>
           <w:p>
@@ -6633,6 +6791,9 @@
         </w:tc>
       </w:tr>
       <w:tr>
+        <w:trPr>
+          <w:cantSplit/>
+        </w:trPr>
         <w:tc>
           <w:tcPr/>
           <w:p>
@@ -6694,6 +6855,9 @@
         </w:tc>
       </w:tr>
       <w:tr>
+        <w:trPr>
+          <w:cantSplit/>
+        </w:trPr>
         <w:tc>
           <w:tcPr/>
           <w:p>
@@ -6755,6 +6919,9 @@
         </w:tc>
       </w:tr>
       <w:tr>
+        <w:trPr>
+          <w:cantSplit/>
+        </w:trPr>
         <w:tc>
           <w:tcPr/>
           <w:p>
@@ -6816,6 +6983,9 @@
         </w:tc>
       </w:tr>
       <w:tr>
+        <w:trPr>
+          <w:cantSplit/>
+        </w:trPr>
         <w:tc>
           <w:tcPr/>
           <w:p>
@@ -6877,6 +7047,9 @@
         </w:tc>
       </w:tr>
       <w:tr>
+        <w:trPr>
+          <w:cantSplit/>
+        </w:trPr>
         <w:tc>
           <w:tcPr/>
           <w:p>
@@ -6954,6 +7127,7 @@
       </w:tblGrid>
       <w:tr>
         <w:trPr>
+          <w:cantSplit/>
           <w:tblHeader w:val="on"/>
         </w:trPr>
         <w:tc>
@@ -7017,6 +7191,9 @@
         </w:tc>
       </w:tr>
       <w:tr>
+        <w:trPr>
+          <w:cantSplit/>
+        </w:trPr>
         <w:tc>
           <w:tcPr/>
           <w:p>
@@ -7078,6 +7255,9 @@
         </w:tc>
       </w:tr>
       <w:tr>
+        <w:trPr>
+          <w:cantSplit/>
+        </w:trPr>
         <w:tc>
           <w:tcPr/>
           <w:p>
@@ -7139,6 +7319,9 @@
         </w:tc>
       </w:tr>
       <w:tr>
+        <w:trPr>
+          <w:cantSplit/>
+        </w:trPr>
         <w:tc>
           <w:tcPr/>
           <w:p>
@@ -7200,6 +7383,9 @@
         </w:tc>
       </w:tr>
       <w:tr>
+        <w:trPr>
+          <w:cantSplit/>
+        </w:trPr>
         <w:tc>
           <w:tcPr/>
           <w:p>
@@ -7261,6 +7447,9 @@
         </w:tc>
       </w:tr>
       <w:tr>
+        <w:trPr>
+          <w:cantSplit/>
+        </w:trPr>
         <w:tc>
           <w:tcPr/>
           <w:p>
@@ -7322,6 +7511,9 @@
         </w:tc>
       </w:tr>
       <w:tr>
+        <w:trPr>
+          <w:cantSplit/>
+        </w:trPr>
         <w:tc>
           <w:tcPr/>
           <w:p>
@@ -7383,6 +7575,9 @@
         </w:tc>
       </w:tr>
       <w:tr>
+        <w:trPr>
+          <w:cantSplit/>
+        </w:trPr>
         <w:tc>
           <w:tcPr/>
           <w:p>
@@ -7805,13 +8000,13 @@
       </w:r>
     </w:p>
     <w:bookmarkEnd w:id="47"/>
-    <w:bookmarkStart w:id="48" w:name="ponovljivost-i-demonstracija"/>
+    <w:bookmarkStart w:id="48" w:name="ponovljivost-i-funkcionalna-provera"/>
     <w:p>
       <w:pPr>
         <w:pStyle w:val="Heading2"/>
       </w:pPr>
       <w:r>
-        <w:t xml:space="preserve">Ponovljivost i demonstracija</w:t>
+        <w:t xml:space="preserve">Ponovljivost i funkcionalna provera</w:t>
       </w:r>
     </w:p>
     <w:p>
@@ -7819,7 +8014,7 @@
         <w:pStyle w:val="FirstParagraph"/>
       </w:pPr>
       <w:r>
-        <w:t xml:space="preserve">Za fiksan scenario scheduler dobija stabilno sortirane podatke. Procesi sa istim prijavnim taktom poređani su po ID-u, a čvorovi takođe. Least Loaded koristi ID kao završni kriterijum. Zakazani događaji vezani su za virtuelni takt. Zbog toga isti ulaz i ista politika daju isti izveštaj.</w:t>
+        <w:t xml:space="preserve">Za fiksan scenario scheduler dobija stabilno sortirane podatke. Pri istom prijavnom taktu procesi se sortiraju po ID-u, a isti kriterijum važi i za čvorove. Least Loaded koristi ID kao završni kriterijum. Zakazani događaji vezani su za virtuelni takt. Zbog toga isti ulaz i ista politika daju isti izveštaj.</w:t>
       </w:r>
     </w:p>
     <w:p>
@@ -7827,19 +8022,7 @@
         <w:pStyle w:val="BodyText"/>
       </w:pPr>
       <w:r>
-        <w:t xml:space="preserve">Praktična demonstracija može da traje nekoliko minuta:</w:t>
-      </w:r>
-    </w:p>
-    <w:p>
-      <w:pPr>
-        <w:pStyle w:val="Compact"/>
-        <w:numPr>
-          <w:ilvl w:val="0"/>
-          <w:numId w:val="1005"/>
-        </w:numPr>
-      </w:pPr>
-      <w:r>
-        <w:t xml:space="preserve">pokrenuti</w:t>
+        <w:t xml:space="preserve">Ponovljivost je proverena scenarijem kvara čvora, poređenjem Round Robin i Least Loaded politika nad istim heterogenim ulazom i pozivom REST servisa kroz</w:t>
       </w:r>
       <w:r>
         <w:t xml:space="preserve"> </w:t>
@@ -7848,25 +8031,10 @@
         <w:rPr>
           <w:rStyle w:val="VerbatimChar"/>
         </w:rPr>
-        <w:t xml:space="preserve">node-failure.json</w:t>
-      </w:r>
-      <w:r>
-        <w:t xml:space="preserve"> </w:t>
-      </w:r>
-      <w:r>
-        <w:t xml:space="preserve">kroz samostalni simulator;</w:t>
-      </w:r>
-    </w:p>
-    <w:p>
-      <w:pPr>
-        <w:pStyle w:val="Compact"/>
-        <w:numPr>
-          <w:ilvl w:val="0"/>
-          <w:numId w:val="1005"/>
-        </w:numPr>
-      </w:pPr>
-      <w:r>
-        <w:t xml:space="preserve">pokazati</w:t>
+        <w:t xml:space="preserve">clusterctl</w:t>
+      </w:r>
+      <w:r>
+        <w:t xml:space="preserve">. Scenario kvara daje</w:t>
       </w:r>
       <w:r>
         <w:t xml:space="preserve"> </w:t>
@@ -7905,55 +8073,113 @@
         <w:t xml:space="preserve">reschedulings: 2</w:t>
       </w:r>
       <w:r>
-        <w:t xml:space="preserve">;</w:t>
-      </w:r>
-    </w:p>
-    <w:p>
-      <w:pPr>
-        <w:pStyle w:val="Compact"/>
-        <w:numPr>
-          <w:ilvl w:val="0"/>
-          <w:numId w:val="1005"/>
-        </w:numPr>
-      </w:pPr>
-      <w:r>
-        <w:t xml:space="preserve">pokrenuti heterogeni scenario sa dva schedulera;</w:t>
-      </w:r>
-    </w:p>
-    <w:p>
-      <w:pPr>
-        <w:pStyle w:val="Compact"/>
-        <w:numPr>
-          <w:ilvl w:val="0"/>
-          <w:numId w:val="1005"/>
-        </w:numPr>
-      </w:pPr>
-      <w:r>
-        <w:t xml:space="preserve">uporediti balans, čekanje i broj taktova;</w:t>
-      </w:r>
-    </w:p>
-    <w:p>
-      <w:pPr>
-        <w:pStyle w:val="Compact"/>
-        <w:numPr>
-          <w:ilvl w:val="0"/>
-          <w:numId w:val="1005"/>
-        </w:numPr>
-      </w:pPr>
-      <w:r>
-        <w:t xml:space="preserve">pokrenuti REST servis i izvršiti jedan ručni korak kroz</w:t>
-      </w:r>
-      <w:r>
-        <w:t xml:space="preserve"> </w:t>
-      </w:r>
-      <w:r>
-        <w:rPr>
-          <w:rStyle w:val="VerbatimChar"/>
-        </w:rPr>
-        <w:t xml:space="preserve">clusterctl</w:t>
-      </w:r>
-      <w:r>
-        <w:t xml:space="preserve">.</w:t>
+        <w:t xml:space="preserve">, dok poređenje raspoređivača zadržava isti JSON ulaz i menja samo izabranu politiku.</w:t>
+      </w:r>
+    </w:p>
+    <w:p>
+      <w:pPr>
+        <w:pStyle w:val="BodyText"/>
+      </w:pPr>
+      <w:r>
+        <w:t xml:space="preserve">Komanda korišćena za jedno od ponovljivih poređenja je:</w:t>
+      </w:r>
+    </w:p>
+    <w:p>
+      <w:pPr>
+        <w:pStyle w:val="SourceCode"/>
+      </w:pPr>
+      <w:r>
+        <w:rPr>
+          <w:rStyle w:val="ExtensionTok"/>
+        </w:rPr>
+        <w:t xml:space="preserve">go</w:t>
+      </w:r>
+      <w:r>
+        <w:rPr>
+          <w:rStyle w:val="NormalTok"/>
+        </w:rPr>
+        <w:t xml:space="preserve"> run ./cmd/simulator </w:t>
+      </w:r>
+      <w:r>
+        <w:rPr>
+          <w:rStyle w:val="DataTypeTok"/>
+        </w:rPr>
+        <w:t xml:space="preserve">\</w:t>
+      </w:r>
+      <w:r>
+        <w:br/>
+      </w:r>
+      <w:r>
+        <w:rPr>
+          <w:rStyle w:val="NormalTok"/>
+        </w:rPr>
+        <w:t xml:space="preserve">  </w:t>
+      </w:r>
+      <w:r>
+        <w:rPr>
+          <w:rStyle w:val="AttributeTok"/>
+        </w:rPr>
+        <w:t xml:space="preserve">-scenario</w:t>
+      </w:r>
+      <w:r>
+        <w:rPr>
+          <w:rStyle w:val="NormalTok"/>
+        </w:rPr>
+        <w:t xml:space="preserve"> scenarios/heterogeneous.json </w:t>
+      </w:r>
+      <w:r>
+        <w:rPr>
+          <w:rStyle w:val="DataTypeTok"/>
+        </w:rPr>
+        <w:t xml:space="preserve">\</w:t>
+      </w:r>
+      <w:r>
+        <w:br/>
+      </w:r>
+      <w:r>
+        <w:rPr>
+          <w:rStyle w:val="NormalTok"/>
+        </w:rPr>
+        <w:t xml:space="preserve">  </w:t>
+      </w:r>
+      <w:r>
+        <w:rPr>
+          <w:rStyle w:val="AttributeTok"/>
+        </w:rPr>
+        <w:t xml:space="preserve">-scheduler</w:t>
+      </w:r>
+      <w:r>
+        <w:rPr>
+          <w:rStyle w:val="NormalTok"/>
+        </w:rPr>
+        <w:t xml:space="preserve"> round-robin </w:t>
+      </w:r>
+      <w:r>
+        <w:rPr>
+          <w:rStyle w:val="DataTypeTok"/>
+        </w:rPr>
+        <w:t xml:space="preserve">\</w:t>
+      </w:r>
+      <w:r>
+        <w:br/>
+      </w:r>
+      <w:r>
+        <w:rPr>
+          <w:rStyle w:val="NormalTok"/>
+        </w:rPr>
+        <w:t xml:space="preserve">  </w:t>
+      </w:r>
+      <w:r>
+        <w:rPr>
+          <w:rStyle w:val="AttributeTok"/>
+        </w:rPr>
+        <w:t xml:space="preserve">-format</w:t>
+      </w:r>
+      <w:r>
+        <w:rPr>
+          <w:rStyle w:val="NormalTok"/>
+        </w:rPr>
+        <w:t xml:space="preserve"> csv</w:t>
       </w:r>
     </w:p>
     <w:p>
@@ -7961,113 +8187,7 @@
         <w:pStyle w:val="FirstParagraph"/>
       </w:pPr>
       <w:r>
-        <w:t xml:space="preserve">Za poređenje nije potrebno menjati JSON:</w:t>
-      </w:r>
-    </w:p>
-    <w:p>
-      <w:pPr>
-        <w:pStyle w:val="SourceCode"/>
-      </w:pPr>
-      <w:r>
-        <w:rPr>
-          <w:rStyle w:val="ExtensionTok"/>
-        </w:rPr>
-        <w:t xml:space="preserve">go</w:t>
-      </w:r>
-      <w:r>
-        <w:rPr>
-          <w:rStyle w:val="NormalTok"/>
-        </w:rPr>
-        <w:t xml:space="preserve"> run ./cmd/simulator </w:t>
-      </w:r>
-      <w:r>
-        <w:rPr>
-          <w:rStyle w:val="DataTypeTok"/>
-        </w:rPr>
-        <w:t xml:space="preserve">\</w:t>
-      </w:r>
-      <w:r>
-        <w:br/>
-      </w:r>
-      <w:r>
-        <w:rPr>
-          <w:rStyle w:val="NormalTok"/>
-        </w:rPr>
-        <w:t xml:space="preserve">  </w:t>
-      </w:r>
-      <w:r>
-        <w:rPr>
-          <w:rStyle w:val="AttributeTok"/>
-        </w:rPr>
-        <w:t xml:space="preserve">-scenario</w:t>
-      </w:r>
-      <w:r>
-        <w:rPr>
-          <w:rStyle w:val="NormalTok"/>
-        </w:rPr>
-        <w:t xml:space="preserve"> scenarios/heterogeneous.json </w:t>
-      </w:r>
-      <w:r>
-        <w:rPr>
-          <w:rStyle w:val="DataTypeTok"/>
-        </w:rPr>
-        <w:t xml:space="preserve">\</w:t>
-      </w:r>
-      <w:r>
-        <w:br/>
-      </w:r>
-      <w:r>
-        <w:rPr>
-          <w:rStyle w:val="NormalTok"/>
-        </w:rPr>
-        <w:t xml:space="preserve">  </w:t>
-      </w:r>
-      <w:r>
-        <w:rPr>
-          <w:rStyle w:val="AttributeTok"/>
-        </w:rPr>
-        <w:t xml:space="preserve">-scheduler</w:t>
-      </w:r>
-      <w:r>
-        <w:rPr>
-          <w:rStyle w:val="NormalTok"/>
-        </w:rPr>
-        <w:t xml:space="preserve"> round-robin </w:t>
-      </w:r>
-      <w:r>
-        <w:rPr>
-          <w:rStyle w:val="DataTypeTok"/>
-        </w:rPr>
-        <w:t xml:space="preserve">\</w:t>
-      </w:r>
-      <w:r>
-        <w:br/>
-      </w:r>
-      <w:r>
-        <w:rPr>
-          <w:rStyle w:val="NormalTok"/>
-        </w:rPr>
-        <w:t xml:space="preserve">  </w:t>
-      </w:r>
-      <w:r>
-        <w:rPr>
-          <w:rStyle w:val="AttributeTok"/>
-        </w:rPr>
-        <w:t xml:space="preserve">-format</w:t>
-      </w:r>
-      <w:r>
-        <w:rPr>
-          <w:rStyle w:val="NormalTok"/>
-        </w:rPr>
-        <w:t xml:space="preserve"> csv</w:t>
-      </w:r>
-    </w:p>
-    <w:p>
-      <w:pPr>
-        <w:pStyle w:val="FirstParagraph"/>
-      </w:pPr>
-      <w:r>
-        <w:t xml:space="preserve">Zatim se menja samo</w:t>
+        <w:t xml:space="preserve">Za drugi prolaz menja se samo</w:t>
       </w:r>
       <w:r>
         <w:t xml:space="preserve"> </w:t>
@@ -8121,6 +8241,7 @@
       </w:tblGrid>
       <w:tr>
         <w:trPr>
+          <w:cantSplit/>
           <w:tblHeader w:val="on"/>
         </w:trPr>
         <w:tc>
@@ -8147,6 +8268,9 @@
         </w:tc>
       </w:tr>
       <w:tr>
+        <w:trPr>
+          <w:cantSplit/>
+        </w:trPr>
         <w:tc>
           <w:tcPr/>
           <w:p>
@@ -8171,6 +8295,9 @@
         </w:tc>
       </w:tr>
       <w:tr>
+        <w:trPr>
+          <w:cantSplit/>
+        </w:trPr>
         <w:tc>
           <w:tcPr/>
           <w:p>
@@ -8195,6 +8322,9 @@
         </w:tc>
       </w:tr>
       <w:tr>
+        <w:trPr>
+          <w:cantSplit/>
+        </w:trPr>
         <w:tc>
           <w:tcPr/>
           <w:p>
@@ -8219,6 +8349,9 @@
         </w:tc>
       </w:tr>
       <w:tr>
+        <w:trPr>
+          <w:cantSplit/>
+        </w:trPr>
         <w:tc>
           <w:tcPr/>
           <w:p>
@@ -8243,6 +8376,9 @@
         </w:tc>
       </w:tr>
       <w:tr>
+        <w:trPr>
+          <w:cantSplit/>
+        </w:trPr>
         <w:tc>
           <w:tcPr/>
           <w:p>
@@ -8282,6 +8418,9 @@
         </w:tc>
       </w:tr>
       <w:tr>
+        <w:trPr>
+          <w:cantSplit/>
+        </w:trPr>
         <w:tc>
           <w:tcPr/>
           <w:p>
@@ -8306,6 +8445,9 @@
         </w:tc>
       </w:tr>
       <w:tr>
+        <w:trPr>
+          <w:cantSplit/>
+        </w:trPr>
         <w:tc>
           <w:tcPr/>
           <w:p>
@@ -8330,6 +8472,9 @@
         </w:tc>
       </w:tr>
       <w:tr>
+        <w:trPr>
+          <w:cantSplit/>
+        </w:trPr>
         <w:tc>
           <w:tcPr/>
           <w:p>
@@ -8354,6 +8499,9 @@
         </w:tc>
       </w:tr>
       <w:tr>
+        <w:trPr>
+          <w:cantSplit/>
+        </w:trPr>
         <w:tc>
           <w:tcPr/>
           <w:p>
@@ -8378,6 +8526,9 @@
         </w:tc>
       </w:tr>
       <w:tr>
+        <w:trPr>
+          <w:cantSplit/>
+        </w:trPr>
         <w:tc>
           <w:tcPr/>
           <w:p>
@@ -9251,9 +9402,7 @@
       <w:footerReference w:type="default" r:id="rId18"/>
       <w:pgSz w:w="11906" w:h="16838" w:code="9"/>
       <w:pgMar w:top="1417" w:right="1417" w:bottom="1417" w:left="1417" w:header="284" w:footer="708" w:gutter="0"/>
-      <w:pgNumType w:start="1"/>
       <w:cols w:space="708"/>
-      <w:titlePg/>
       <w:docGrid w:linePitch="360"/>
     </w:sectPr>
   </w:body>
@@ -9474,7 +9623,7 @@
               <w:rStyle w:val="MediumGrid11"/>
               <w:rFonts w:ascii="Arial" w:hAnsi="Arial" w:cs="Arial"/>
             </w:rPr>
-            <w:t xml:space="preserve">Luka Golubović – 6356</w:t>
+            <w:t xml:space="preserve">Luka Golubović - 6356</w:t>
           </w:r>
         </w:p>
       </w:tc>
@@ -9797,36 +9946,6 @@
     </w:lvlOverride>
   </w:num>
   <w:num w:numId="1004">
-    <w:abstractNumId w:val="99411"/>
-    <w:lvlOverride w:ilvl="0">
-      <w:startOverride w:val="1"/>
-    </w:lvlOverride>
-    <w:lvlOverride w:ilvl="1">
-      <w:startOverride w:val="1"/>
-    </w:lvlOverride>
-    <w:lvlOverride w:ilvl="2">
-      <w:startOverride w:val="1"/>
-    </w:lvlOverride>
-    <w:lvlOverride w:ilvl="3">
-      <w:startOverride w:val="1"/>
-    </w:lvlOverride>
-    <w:lvlOverride w:ilvl="4">
-      <w:startOverride w:val="1"/>
-    </w:lvlOverride>
-    <w:lvlOverride w:ilvl="5">
-      <w:startOverride w:val="1"/>
-    </w:lvlOverride>
-    <w:lvlOverride w:ilvl="6">
-      <w:startOverride w:val="1"/>
-    </w:lvlOverride>
-    <w:lvlOverride w:ilvl="7">
-      <w:startOverride w:val="1"/>
-    </w:lvlOverride>
-    <w:lvlOverride w:ilvl="8">
-      <w:startOverride w:val="1"/>
-    </w:lvlOverride>
-  </w:num>
-  <w:num w:numId="1005">
     <w:abstractNumId w:val="99411"/>
     <w:lvlOverride w:ilvl="0">
       <w:startOverride w:val="1"/>
